--- a/output_receita_federal/ato_declaratorio_comum_pgfn/documents/ad_pgfn_5_20160503.docx
+++ b/output_receita_federal/ato_declaratorio_comum_pgfn/documents/ad_pgfn_5_20160503.docx
@@ -17,48 +17,12 @@
     </w:p>
     <w:p>
       <w:r>
-        <w:t>O PROCURADOR-GERAL DA FAZENDA NACIONAL, no uso da competência legal que lhe foi conferida, nos termos do inciso II do art. 19 da Lei n</w:t>
-      </w:r>
-      <w:r>
-        <w:t>º</w:t>
-      </w:r>
-      <w:r>
-        <w:t xml:space="preserve"> 10.522, de 19 de julho de 2002, e do art. 5</w:t>
-      </w:r>
-      <w:r>
-        <w:t>º</w:t>
-      </w:r>
-      <w:r>
-        <w:t xml:space="preserve"> do Decreto n</w:t>
-      </w:r>
-      <w:r>
-        <w:t>º</w:t>
-      </w:r>
-      <w:r>
-        <w:t xml:space="preserve"> 2.346, de 10 de outubro de 1997, tendo em vista a aprovação do Parecer PGFN/CRJ/N</w:t>
-      </w:r>
-      <w:r>
-        <w:t>º</w:t>
-      </w:r>
-      <w:r>
-        <w:t xml:space="preserve"> 701/2016, desta Procuradoria-Geral da Fazenda Nacional, pelo Senhor Ministro de Estado da Fazenda, conforme despacho publicado no DOU de 17 de novembro de 2016, DECLARA que fica autorizada a dispensa de apresentação de contestação, de interposição de recursos e a desistência dos já interpostos, desde que inexista outro fundamento relevante:</w:t>
+        <w:t>O PROCURADOR-GERAL DA FAZENDA NACIONAL, no uso da competência legal que lhe foi conferida, nos termos do inciso II do art. 19 da Lei nº 10.522, de 19 de julho de 2002, e do art. 5º do Decreto nº 2.346, de 10 de outubro de 1997, tendo em vista a aprovação do Parecer PGFN/CRJ/Nº 701/2016, desta Procuradoria-Geral da Fazenda Nacional, pelo Senhor Ministro de Estado da Fazenda, conforme despacho publicado no DOU de 17 de novembro de 2016, DECLARA que fica autorizada a dispensa de apresentação de contestação, de interposição de recursos e a desistência dos já interpostos, desde que inexista outro fundamento relevante:</w:t>
       </w:r>
     </w:p>
     <w:p>
       <w:r>
-        <w:t>“nas ações judiciais fundadas no entendimento de que a isenção do Imposto de Renda sobre os proventos de aposentadoria, reforma ou pensão, percebidos por portadores de moléstias graves, nos termos do art. 6</w:t>
-      </w:r>
-      <w:r>
-        <w:t>º</w:t>
-      </w:r>
-      <w:r>
-        <w:t>, incisos XIV e XXI, da Lei n</w:t>
-      </w:r>
-      <w:r>
-        <w:t>º</w:t>
-      </w:r>
-      <w:r>
-        <w:t xml:space="preserve"> 7.713, de 1988, não exige a demonstração da contemporaneidade dos sintomas, nem a indicação de validade do laudo pericial ou a comprovação da recidiva da enfermidade”.</w:t>
+        <w:t>“nas ações judiciais fundadas no entendimento de que a isenção do Imposto de Renda sobre os proventos de aposentadoria, reforma ou pensão, percebidos por portadores de moléstias graves, nos termos do art. 6º, incisos XIV e XXI, da Lei nº 7.713, de 1988, não exige a demonstração da contemporaneidade dos sintomas, nem a indicação de validade do laudo pericial ou a comprovação da recidiva da enfermidade”.</w:t>
       </w:r>
     </w:p>
     <w:p>
